--- a/docs/submission/系统需求文档.docx
+++ b/docs/submission/系统需求文档.docx
@@ -282,7 +282,7 @@
       </w:pPr>
       <w:r>
         <w:rPr>
-          <w:rFonts w:ascii="Times New Roman" w:hAnsi="Times New Roman" w:eastAsia="宋体" w:cs="Times New Roman"/>
+          <w:rFonts w:ascii="黑体" w:hAnsi="黑体" w:eastAsia="黑体" w:cs="Times New Roman"/>
           <w:sz w:val="24"/>
           <w:szCs w:val="24"/>
         </w:rPr>
@@ -494,7 +494,7 @@
       </w:pPr>
       <w:r>
         <w:rPr>
-          <w:rFonts w:ascii="Times New Roman" w:hAnsi="Times New Roman" w:eastAsia="宋体" w:cs="Times New Roman"/>
+          <w:rFonts w:ascii="黑体" w:hAnsi="黑体" w:eastAsia="黑体" w:cs="Times New Roman"/>
           <w:sz w:val="24"/>
           <w:szCs w:val="24"/>
         </w:rPr>
@@ -528,7 +528,7 @@
       </w:pPr>
       <w:r>
         <w:rPr>
-          <w:rFonts w:ascii="Times New Roman" w:hAnsi="Times New Roman" w:eastAsia="宋体" w:cs="Times New Roman"/>
+          <w:rFonts w:ascii="黑体" w:hAnsi="黑体" w:eastAsia="黑体" w:cs="Times New Roman"/>
           <w:sz w:val="24"/>
           <w:szCs w:val="24"/>
         </w:rPr>
@@ -542,7 +542,7 @@
       </w:pPr>
       <w:r>
         <w:rPr>
-          <w:rFonts w:ascii="Times New Roman" w:hAnsi="Times New Roman" w:eastAsia="宋体" w:cs="Times New Roman"/>
+          <w:rFonts w:ascii="黑体" w:hAnsi="黑体" w:eastAsia="黑体" w:cs="Times New Roman"/>
           <w:sz w:val="24"/>
           <w:szCs w:val="24"/>
         </w:rPr>
@@ -613,7 +613,7 @@
       </w:pPr>
       <w:r>
         <w:rPr>
-          <w:rFonts w:ascii="Times New Roman" w:hAnsi="Times New Roman" w:eastAsia="宋体" w:cs="Times New Roman"/>
+          <w:rFonts w:ascii="黑体" w:hAnsi="黑体" w:eastAsia="黑体" w:cs="Times New Roman"/>
           <w:sz w:val="24"/>
           <w:szCs w:val="24"/>
         </w:rPr>
@@ -1020,7 +1020,7 @@
       </w:pPr>
       <w:r>
         <w:rPr>
-          <w:rFonts w:ascii="Times New Roman" w:hAnsi="Times New Roman" w:eastAsia="宋体" w:cs="Times New Roman"/>
+          <w:rFonts w:ascii="黑体" w:hAnsi="黑体" w:eastAsia="黑体" w:cs="Times New Roman"/>
           <w:sz w:val="24"/>
           <w:szCs w:val="24"/>
         </w:rPr>
@@ -1310,7 +1310,7 @@
       </w:pPr>
       <w:r>
         <w:rPr>
-          <w:rFonts w:ascii="Times New Roman" w:hAnsi="Times New Roman" w:eastAsia="宋体" w:cs="Times New Roman"/>
+          <w:rFonts w:ascii="黑体" w:hAnsi="黑体" w:eastAsia="黑体" w:cs="Times New Roman"/>
           <w:sz w:val="24"/>
           <w:szCs w:val="24"/>
         </w:rPr>
@@ -1757,7 +1757,7 @@
       </w:pPr>
       <w:r>
         <w:rPr>
-          <w:rFonts w:ascii="Times New Roman" w:hAnsi="Times New Roman" w:eastAsia="宋体" w:cs="Times New Roman"/>
+          <w:rFonts w:ascii="黑体" w:hAnsi="黑体" w:eastAsia="黑体" w:cs="Times New Roman"/>
           <w:sz w:val="24"/>
           <w:szCs w:val="24"/>
         </w:rPr>
@@ -1771,7 +1771,7 @@
       </w:pPr>
       <w:r>
         <w:rPr>
-          <w:rFonts w:ascii="Times New Roman" w:hAnsi="Times New Roman" w:eastAsia="宋体" w:cs="Times New Roman"/>
+          <w:rFonts w:ascii="黑体" w:hAnsi="黑体" w:eastAsia="黑体" w:cs="Times New Roman"/>
           <w:sz w:val="24"/>
           <w:szCs w:val="24"/>
         </w:rPr>
@@ -1925,7 +1925,7 @@
       </w:pPr>
       <w:r>
         <w:rPr>
-          <w:rFonts w:ascii="Times New Roman" w:hAnsi="Times New Roman" w:eastAsia="宋体" w:cs="Times New Roman"/>
+          <w:rFonts w:ascii="黑体" w:hAnsi="黑体" w:eastAsia="黑体" w:cs="Times New Roman"/>
           <w:sz w:val="24"/>
           <w:szCs w:val="24"/>
         </w:rPr>
@@ -2051,7 +2051,7 @@
       </w:pPr>
       <w:r>
         <w:rPr>
-          <w:rFonts w:ascii="Times New Roman" w:hAnsi="Times New Roman" w:eastAsia="宋体" w:cs="Times New Roman"/>
+          <w:rFonts w:ascii="黑体" w:hAnsi="黑体" w:eastAsia="黑体" w:cs="Times New Roman"/>
           <w:sz w:val="24"/>
           <w:szCs w:val="24"/>
         </w:rPr>
@@ -2789,7 +2789,7 @@
       </w:pPr>
       <w:r>
         <w:rPr>
-          <w:rFonts w:ascii="Times New Roman" w:hAnsi="Times New Roman" w:eastAsia="宋体" w:cs="Times New Roman"/>
+          <w:rFonts w:ascii="黑体" w:hAnsi="黑体" w:eastAsia="黑体" w:cs="Times New Roman"/>
           <w:sz w:val="24"/>
           <w:szCs w:val="24"/>
         </w:rPr>
@@ -3196,7 +3196,7 @@
       </w:pPr>
       <w:r>
         <w:rPr>
-          <w:rFonts w:ascii="Times New Roman" w:hAnsi="Times New Roman" w:eastAsia="宋体" w:cs="Times New Roman"/>
+          <w:rFonts w:ascii="黑体" w:hAnsi="黑体" w:eastAsia="黑体" w:cs="Times New Roman"/>
           <w:sz w:val="24"/>
           <w:szCs w:val="24"/>
         </w:rPr>
@@ -3486,7 +3486,7 @@
       </w:pPr>
       <w:r>
         <w:rPr>
-          <w:rFonts w:ascii="Times New Roman" w:hAnsi="Times New Roman" w:eastAsia="宋体" w:cs="Times New Roman"/>
+          <w:rFonts w:ascii="黑体" w:hAnsi="黑体" w:eastAsia="黑体" w:cs="Times New Roman"/>
           <w:sz w:val="24"/>
           <w:szCs w:val="24"/>
         </w:rPr>
@@ -4400,7 +4400,7 @@
       </w:pPr>
       <w:r>
         <w:rPr>
-          <w:rFonts w:ascii="Times New Roman" w:hAnsi="Times New Roman" w:eastAsia="宋体" w:cs="Times New Roman"/>
+          <w:rFonts w:ascii="黑体" w:hAnsi="黑体" w:eastAsia="黑体" w:cs="Times New Roman"/>
           <w:sz w:val="24"/>
           <w:szCs w:val="24"/>
         </w:rPr>
@@ -4414,7 +4414,7 @@
       </w:pPr>
       <w:r>
         <w:rPr>
-          <w:rFonts w:ascii="Times New Roman" w:hAnsi="Times New Roman" w:eastAsia="宋体" w:cs="Times New Roman"/>
+          <w:rFonts w:ascii="黑体" w:hAnsi="黑体" w:eastAsia="黑体" w:cs="Times New Roman"/>
           <w:sz w:val="24"/>
           <w:szCs w:val="24"/>
         </w:rPr>
@@ -4443,7 +4443,7 @@
       </w:pPr>
       <w:r>
         <w:rPr>
-          <w:rFonts w:ascii="Times New Roman" w:hAnsi="Times New Roman" w:eastAsia="宋体" w:cs="Times New Roman"/>
+          <w:rFonts w:ascii="黑体" w:hAnsi="黑体" w:eastAsia="黑体" w:cs="Times New Roman"/>
           <w:sz w:val="24"/>
           <w:szCs w:val="24"/>
         </w:rPr>
@@ -4472,7 +4472,7 @@
       </w:pPr>
       <w:r>
         <w:rPr>
-          <w:rFonts w:ascii="Times New Roman" w:hAnsi="Times New Roman" w:eastAsia="宋体" w:cs="Times New Roman"/>
+          <w:rFonts w:ascii="黑体" w:hAnsi="黑体" w:eastAsia="黑体" w:cs="Times New Roman"/>
           <w:sz w:val="24"/>
           <w:szCs w:val="24"/>
         </w:rPr>
@@ -5462,7 +5462,7 @@
       </w:pPr>
       <w:r>
         <w:rPr>
-          <w:rFonts w:ascii="Times New Roman" w:hAnsi="Times New Roman" w:eastAsia="宋体" w:cs="Times New Roman"/>
+          <w:rFonts w:ascii="黑体" w:hAnsi="黑体" w:eastAsia="黑体" w:cs="Times New Roman"/>
           <w:sz w:val="24"/>
           <w:szCs w:val="24"/>
         </w:rPr>
@@ -5476,7 +5476,7 @@
       </w:pPr>
       <w:r>
         <w:rPr>
-          <w:rFonts w:ascii="Times New Roman" w:hAnsi="Times New Roman" w:eastAsia="宋体" w:cs="Times New Roman"/>
+          <w:rFonts w:ascii="黑体" w:hAnsi="黑体" w:eastAsia="黑体" w:cs="Times New Roman"/>
           <w:sz w:val="24"/>
           <w:szCs w:val="24"/>
         </w:rPr>
@@ -5603,7 +5603,7 @@
       </w:pPr>
       <w:r>
         <w:rPr>
-          <w:rFonts w:ascii="Times New Roman" w:hAnsi="Times New Roman" w:eastAsia="宋体" w:cs="Times New Roman"/>
+          <w:rFonts w:ascii="黑体" w:hAnsi="黑体" w:eastAsia="黑体" w:cs="Times New Roman"/>
           <w:sz w:val="24"/>
           <w:szCs w:val="24"/>
         </w:rPr>
@@ -6053,7 +6053,7 @@
       </w:pPr>
       <w:r>
         <w:rPr>
-          <w:rFonts w:ascii="Times New Roman" w:hAnsi="Times New Roman" w:eastAsia="宋体" w:cs="Times New Roman"/>
+          <w:rFonts w:ascii="黑体" w:hAnsi="黑体" w:eastAsia="黑体" w:cs="Times New Roman"/>
           <w:sz w:val="24"/>
           <w:szCs w:val="24"/>
         </w:rPr>
@@ -6342,7 +6342,7 @@
       </w:pPr>
       <w:r>
         <w:rPr>
-          <w:rFonts w:ascii="Times New Roman" w:hAnsi="Times New Roman" w:eastAsia="宋体" w:cs="Times New Roman"/>
+          <w:rFonts w:ascii="黑体" w:hAnsi="黑体" w:eastAsia="黑体" w:cs="Times New Roman"/>
           <w:sz w:val="24"/>
           <w:szCs w:val="24"/>
         </w:rPr>
@@ -6983,7 +6983,7 @@
       </w:pPr>
       <w:r>
         <w:rPr>
-          <w:rFonts w:ascii="Times New Roman" w:hAnsi="Times New Roman" w:eastAsia="宋体" w:cs="Times New Roman"/>
+          <w:rFonts w:ascii="黑体" w:hAnsi="黑体" w:eastAsia="黑体" w:cs="Times New Roman"/>
           <w:sz w:val="24"/>
           <w:szCs w:val="24"/>
         </w:rPr>
@@ -6997,7 +6997,7 @@
       </w:pPr>
       <w:r>
         <w:rPr>
-          <w:rFonts w:ascii="Times New Roman" w:hAnsi="Times New Roman" w:eastAsia="宋体" w:cs="Times New Roman"/>
+          <w:rFonts w:ascii="黑体" w:hAnsi="黑体" w:eastAsia="黑体" w:cs="Times New Roman"/>
           <w:sz w:val="24"/>
           <w:szCs w:val="24"/>
         </w:rPr>
